--- a/중국어_대화문/3부_docx/3부_09화_폭우_전야.docx
+++ b/중국어_대화문/3부_docx/3부_09화_폭우_전야.docx
@@ -18,7 +18,7 @@
         <w:t>등장인물:</w:t>
       </w:r>
       <w:r>
-        <w:t xml:space="preserve"> 쑤민 苏敏(30세, 明灯法律援助中心 변호사) / 선즈위안 沈知远(29세, 같은 센터 변호사) / 리위퉁 李雨彤(22세, 北原政法学院 졸업생, 센터 자원활동가) / 메이뤄란 梅若兰(60대 후반, 退休 律师协会 서기, 센터 고문) / 예란 叶澜(32세, 『北原周刊』 탐사기자) / 가오밍저 高明哲(29세, 北原正衡律师事务所 변호사, 水投 측 대리인) / 허 부청장 贺立诚(54세, 省水利厅 副厅长, 사업 총괄) / 옌 노인 严海生(65세, 柳坪乡 이주민 대표, 전직 어부) / 거창린 葛长林(72세, 시계 수리공) / 리위퉁의 아버지 李父·어머니 李母 / 학원 원장 院长 / 법원 서기관 书记员(전화) / 면관 주인 面馆老板</w:t>
+        <w:t xml:space="preserve"> 쑤민 苏敏(30세, 明灯法律援助中心 변호사) / 선즈위안 沈知远(29세, 같은 센터 변호사) / 리위퉁 李雨彤(22세, 北原政法学院 졸업생, 센터 자원활동가) / 메이뤄란 梅若兰(60대 후반, 退休 律师协会 서기, 센터 고문) / 예란 叶澜(32세, 『北原周刊』 탐사기자) / 가오밍저 高明哲(29세, 北原正衡律师事务所 변호사, 水投 측 대리인) / 허 부청장 贺立诚(54세, 省水利厅 副厅长, 사업 총괄) / 옌 노인 严海生(65세, 柳坪乡 이주민 대표, 전직 어부) / 거창린 葛长林(72세, 시계 수리공) / 리위퉁의 아버지 李父·어머니 李母 / 학장 院长 / 법원 서기원 书记员(전화) / 국숫집 주인 面馆老板</w:t>
       </w:r>
     </w:p>
     <w:p>
@@ -157,7 +157,7 @@
         <w:t>严老汉:</w:t>
       </w:r>
       <w:r>
-        <w:t xml:space="preserve"> 有个八十多的老太太，说，我嫁到这个村子五十八年，我先走，我男人在坡上睡着，他怎么办？(停了一会儿) 我没劝，我给她提了两桶水。</w:t>
+        <w:t xml:space="preserve"> 有个八十多的老太太，说，我嫁到这个村子五十八年了，我要是走了，我男人在坡上睡着，他怎么办？(停了一会儿) 我没劝，我给她提了两桶水。</w:t>
       </w:r>
     </w:p>
     <w:p>
@@ -296,7 +296,7 @@
         <w:t>沈知远:</w:t>
       </w:r>
       <w:r>
-        <w:t xml:space="preserve"> 我没有这么说。我是说，我们同时，还有一条路。高明哲昨天给我发了短信，说水投愿意坐下来谈，谈协议里的补偿标准。</w:t>
+        <w:t xml:space="preserve"> 我没有这么说。我是说，我们同时还有一条路。高明哲昨天给我发了短信，说水投愿意坐下来谈，谈协议里的补偿标准。</w:t>
       </w:r>
     </w:p>
     <w:p>
@@ -920,7 +920,7 @@
         <w:t>高明哲:</w:t>
       </w:r>
       <w:r>
-        <w:t xml:space="preserve"> (拿起筷子，又放下) 另一半是，我不知道自己该不该告诉你这个。我们律所的“反请求”方案，周一就定了。如果你们递保全之前，先跟水投谈一次，谈一个“暂缓”，他们可能……会让一步。</w:t>
+        <w:t xml:space="preserve"> (拿起筷子，又放下) 另一半是，我不知道自己该不该告诉你这个。我们律所的“反请求”方案，周一就要定了。如果你们递保全之前，先跟水投谈一次，谈一个“暂缓”，他们可能……会让一步。</w:t>
       </w:r>
     </w:p>
     <w:p>
@@ -1013,7 +1013,7 @@
         <w:t>高明哲:</w:t>
       </w:r>
       <w:r>
-        <w:t xml:space="preserve"> (放下筷子，很久才开口) 我现在信不信，我自己也不知道。(抬头) 知远，下周法庭上，我会尽力。你也尽力。谁赢，谁赢。我们之间，有些东西别输。</w:t>
+        <w:t xml:space="preserve"> (放下筷子，很久才开口) 我现在信不信，我自己也不知道。(抬头) 知远，下周法庭上，我会尽力。你也尽力。谁赢谁输，各凭本事。可我们之间，有些东西不能输。</w:t>
       </w:r>
     </w:p>
     <w:p>
@@ -1070,7 +1070,7 @@
         <w:t>李雨彤:</w:t>
       </w:r>
       <w:r>
-        <w:t xml:space="preserve"> 来得及，院长刚讲完话，马上就要拨穗了。</w:t>
+        <w:t xml:space="preserve"> 来得及，院长正在讲话，讲完就拨穗了。</w:t>
       </w:r>
     </w:p>
     <w:p>
@@ -1103,7 +1103,7 @@
         <w:t>苏敏:</w:t>
       </w:r>
       <w:r>
-        <w:t xml:space="preserve"> 钢笔是我大学毕业时候买的，墨囊换过两次。杯子是葛伯伯做的，他说，让你没有口子的杯子，先挂一个口子。</w:t>
+        <w:t xml:space="preserve"> 钢笔是我大学毕业时买的，墨囊换过两次。这个小杯子是葛伯伯做的，他说，你那只杯子还没有缺口，先挂一只小的。</w:t>
       </w:r>
     </w:p>
     <w:p>
@@ -1764,7 +1764,7 @@
         <w:t>严老汉:</w:t>
       </w:r>
       <w:r>
-        <w:t xml:space="preserve"> 好。(看看苏敏，又看看沈知远) 两位律师，你们昨天，是不是吵架了？</w:t>
+        <w:t xml:space="preserve"> 好。(看看苏敏，又看看沈知远) 两位律师，你们这两天，是不是吵过架？</w:t>
       </w:r>
     </w:p>
     <w:p>
@@ -1786,7 +1786,7 @@
         <w:t>严老汉:</w:t>
       </w:r>
       <w:r>
-        <w:t xml:space="preserve"> 我在家里，跟我老伴吵了四十年。她一生气，不说话，我一生气，出去修船。你们两个，一个说话大声，一个说话慢，凑一起，就是我跟我老伴。(笑了，露出缺了一颗的牙) 吵就吵，别吵到最后，不一起走。</w:t>
+        <w:t xml:space="preserve"> 我在家里，跟我老伴吵了四十年。她一生气，不说话，我一生气，出去修船。你们两个，一个说话大声，一个说话慢，凑一起，就是我跟我老伴。(笑了，露出缺了一颗的牙) 吵就吵，可别吵到最后，不一起走了。</w:t>
       </w:r>
     </w:p>
     <w:p>
@@ -2217,7 +2217,7 @@
         <w:t>李雨彤:</w:t>
       </w:r>
       <w:r>
-        <w:t xml:space="preserve"> 记了。(翻本子) “庄法官已接收保全申请。听证定于七月四日，周一，上午九点。裁定作出之前，不在法院暂停范围之内。”</w:t>
+        <w:t xml:space="preserve"> 记了。(翻本子) “庄法官已接收保全申请。听证定于七月四日，周一，上午九点。裁定作出之前，蓄水不受影响。”</w:t>
       </w:r>
     </w:p>
     <w:p>
@@ -2398,7 +2398,7 @@
         <w:t>李白 「将进酒」:</w:t>
       </w:r>
       <w:r>
-        <w:t xml:space="preserve"> «君不见黄河之水天上来，奔流到海不复回。» — 한국어 해설: '그대는 보지 못했는가, 황하의 물이 하늘에서 내려와 바다로 달려가 다시 돌아오지 않는 것을.' 흘러간 시간은 되돌릴 수 없다는 탄식으로 널리 인용된다. 장면 5에서 학원 원장이 졸업식 축사로 이 구절을 읽고 '아래로 흐르는 물은 강가의 것들도 함께 데리고 간다'고 덧붙인다. 졸업식의 시간과, 7일 뒤로 다가온 시험 저수의 '돌아오지 않는 물'이 겹치며, 장면 9의 번개와 천둥으로 이어지는 예고가 된다.</w:t>
+        <w:t xml:space="preserve"> «君不见黄河之水天上来，奔流到海不复回。» — 한국어 해설: '그대는 보지 못했는가, 황하의 물이 하늘에서 내려와 바다로 달려가 다시 돌아오지 않는 것을.' 흘러간 시간은 되돌릴 수 없다는 탄식으로 널리 인용된다. 장면 5에서 학장이 졸업식 축사로 이 구절을 읽고 '아래로 흐르는 물은 강가의 것들도 함께 데리고 간다'고 덧붙인다. 졸업식의 시간과, 엿새 뒤로 다가온 시험 저수의 '돌아오지 않는 물'이 겹치며, 장면 9의 번개와 천둥으로 이어지는 예고가 된다.</w:t>
       </w:r>
     </w:p>
     <w:p>

--- a/중국어_대화문/3부_docx/3부_09화_폭우_전야.docx
+++ b/중국어_대화문/3부_docx/3부_09화_폭우_전야.docx
@@ -29,7 +29,7 @@
         <w:t>배경:</w:t>
       </w:r>
       <w:r>
-        <w:t xml:space="preserve"> 2016년 6월 22일(수)부터 6월 29일(수) 밤까지. 北原水务投资集团(水投)이 6월 30일(목) 아침 8시 「龙潭水库」 시험 저수를 시작한다고 공고했다. 柳坪乡 下坪村에는 아직 이주하지 못한 열한 가구가 남아 있고, 严老汉의 낚싯배도 거기 묶여 있다. 센터는 이미 성(省) 고급법원에 입안된 사건 안에서 「행위보전(가처분)」 신청서를 쓰려 하지만, 苏敏은 '지금 당장 소송'을, 沈知远은 '협상의 문을 함께 열어 두는 것'을 말하며 처음으로 길게 부딪친다. 沈知远은 高明哲에게서 '위약금 반소'라는 예방주사를 맞고, 苏敏은 허 부청장의 방문을 받는다. 그 사이 6월 24일, 李雨彤의 졸업식이 있다. 폭우 경보가 걸린 6월 29일 밤, 센터의 천장 물받이 대야 앞에서 이야기는 끝난다.</w:t>
+        <w:t xml:space="preserve"> 2016년 6월 22일(수)부터 6월 29일(수) 밤까지. 北原水务投资集团(水投)이 6월 30일(목) 아침 8시 「龙潭水库」 시험 저수를 시작한다고 공고했다. 柳坪乡 下坪村에는 아직 이주하지 못한 열한 가구가 남아 있고, 上柳坪에 사는 严老汉은 낚싯배를 타고 그 집들을 한 집씩 찾아다닌다. 센터는 이미 성(省) 고급법원에 입안된 사건 안에서 「행위보전(가처분)」 신청서를 쓰려 하지만, 苏敏은 '지금 당장 소송'을, 沈知远은 '협상의 문을 함께 열어 두는 것'을 말하며 처음으로 길게 부딪친다. 沈知远은 高明哲에게서 '위약금 반소'라는 예방주사를 맞고, 苏敏은 허 부청장의 방문을 받는다. 그 사이 6월 24일, 李雨彤의 졸업식이 있다. 폭우 경보가 걸린 6월 29일 밤, 센터의 천장 물받이 대야 앞에서 이야기는 끝난다.</w:t>
       </w:r>
     </w:p>
     <w:p>
@@ -638,7 +638,7 @@
         <w:t>沈知远:</w:t>
       </w:r>
       <w:r>
-        <w:t xml:space="preserve"> 通常要。数额由法官酌定。我们是想写“请求免予提供担保，或者酌情确定”。</w:t>
+        <w:t xml:space="preserve"> 通常要。数额由法官酌定。我们是想写“请求酌情减少担保数额”。</w:t>
       </w:r>
     </w:p>
     <w:p>
@@ -649,7 +649,7 @@
         <w:t>梅若兰:</w:t>
       </w:r>
       <w:r>
-        <w:t xml:space="preserve"> 免担保，法官未必肯。所以，我们得留一手。(她把手伸进布包里，摸出一个存折) 这是我的退休金存折，不多，三万二。担保不够的时候，先垫上。</w:t>
+        <w:t xml:space="preserve"> 减得太多，法官也未必肯。所以，我们得留一手。(她把手伸进布包里，摸出一个存折) 这是我的退休金存折，不多，三万二。担保不够的时候，先垫上。</w:t>
       </w:r>
     </w:p>
     <w:p>
@@ -1013,7 +1013,7 @@
         <w:t>高明哲:</w:t>
       </w:r>
       <w:r>
-        <w:t xml:space="preserve"> (放下筷子，很久才开口) 我现在信不信，我自己也不知道。(抬头) 知远，下周法庭上，我会尽力。你也尽力。谁赢谁输，各凭本事。可我们之间，有些东西不能输。</w:t>
+        <w:t xml:space="preserve"> (放下筷子，很久才开口) 我现在信不信，我自己也不知道。(抬头) 知远，真到了法庭上，我会尽力。你也尽力。谁赢谁输，各凭本事。可我们之间，有些东西不能输。</w:t>
       </w:r>
     </w:p>
     <w:p>
@@ -1698,7 +1698,7 @@
         <w:t>严老汉:</w:t>
       </w:r>
       <w:r>
-        <w:t xml:space="preserve"> 船不是钱，可也是个东西。我没房子，我的房子，早就在水底下了。</w:t>
+        <w:t xml:space="preserve"> 船不是钱，可也是个东西。我没有值钱的房子，我的房子，早晚要在水底下。</w:t>
       </w:r>
     </w:p>
     <w:p>
@@ -1720,7 +1720,7 @@
         <w:t>严老汉:</w:t>
       </w:r>
       <w:r>
-        <w:t xml:space="preserve"> (低头看着手里的铁环) 那就好。(停了好一会儿) 我做了四十多年渔民，靠天吃饭，晓得一个道理：水，是不会骗人的。你给它什么，它给你什么。你让它往哪儿走，它就往哪儿走，可是你要是不留缝，它就自己找缝。</w:t>
+        <w:t xml:space="preserve"> (低头看着手里的铁环) 那就好。(停了好一会儿) 我在水边过了四十多年，靠天吃饭，晓得一个道理：水，是不会骗人的。你给它什么，它给你什么。你让它往哪儿走，它就往哪儿走，可是你要是不留缝，它就自己找缝。</w:t>
       </w:r>
     </w:p>
     <w:p>
@@ -1980,7 +1980,7 @@
         <w:t>沈知远:</w:t>
       </w:r>
       <w:r>
-        <w:t xml:space="preserve"> 请求免予提供担保，或者由法院酌定数额。如果需要，我们有备用方案。</w:t>
+        <w:t xml:space="preserve"> 请求酌情减少担保数额，十二户的房产证已经附在里面作担保。如果需要，我们有备用方案。</w:t>
       </w:r>
     </w:p>
     <w:p>
@@ -2078,7 +2078,7 @@
         <w:t>严老汉:</w:t>
       </w:r>
       <w:r>
-        <w:t xml:space="preserve"> (点点头，眼睛看着窗外，天空灰得像一块旧抹布) 好。我回去，去下坪村，把那十一户，再敲一遍门。</w:t>
+        <w:t xml:space="preserve"> (点点头，眼睛看着窗外，天空灰得像一块旧抹布) 好。我回上柳坪，再去下坪村，把那十一户，再敲一遍门。</w:t>
       </w:r>
     </w:p>
     <w:p>
@@ -2421,7 +2421,7 @@
     </w:p>
     <w:p>
       <w:r>
-        <w:t>«靠天吃饭» — 한국어 해설: "날씨에 기대어 먹고살다". 농사·어업처럼 하늘의 뜻에 생계가 달린 사람이 자기 처지를 말할 때 쓴다. 严老汉이 苏敏·沈知远 앞에서 40년 어부 생활을 말하며. 장면 7.</w:t>
+        <w:t>«靠天吃饭» — 한국어 해설: "날씨에 기대어 먹고살다". 농사·어업처럼 하늘의 뜻에 생계가 달린 사람이 자기 처지를 말할 때 쓴다. 严老汉이 苏敏·沈知远 앞에서 물가에서 보낸 40여 년을 말하며. 장면 7.</w:t>
       </w:r>
     </w:p>
     <w:p>
